--- a/responsible-ai/作业1/赵展鹏_作业1.docx
+++ b/responsible-ai/作业1/赵展鹏_作业1.docx
@@ -68,7 +68,9 @@
           <w:rFonts w:hint="eastAsia" w:ascii="黑体" w:hAnsi="黑体" w:eastAsia="黑体" w:cs="黑体"/>
           <w:color w:val="auto"/>
         </w:rPr>
-        <w:t>化工</w:t>
+        <w:t>化工原材料 B2B 销售中的「AI 潜在客户评分与商机预测模型」。</w:t>
+        <w:br/>
+        <w:t>场景说明：某原材料厂（委托方）向下游客户销售化工原材料；我们作为受托的销售管理系统服务商，负责给该委托方的销售团队搭建一个 AI 潜在客户评分模型，对潜在客户打分排序、预测成交概率与商机价值，据此决定优先级，并差异化服务。</w:t>
       </w:r>
       <w:r>
         <w:rPr>
@@ -76,28 +78,24 @@
           <w:color w:val="auto"/>
           <w:lang w:val="en-US" w:eastAsia="zh-CN"/>
         </w:rPr>
-        <w:t>原</w:t>
       </w:r>
       <w:r>
         <w:rPr>
           <w:rFonts w:hint="eastAsia" w:ascii="黑体" w:hAnsi="黑体" w:eastAsia="黑体" w:cs="黑体"/>
           <w:color w:val="auto"/>
         </w:rPr>
-        <w:t>材料 B2B 销售中的「AI 潜在客户评分与商机预测模型」。</w:t>
       </w:r>
       <w:r>
         <w:rPr>
           <w:rFonts w:hint="eastAsia" w:ascii="黑体" w:hAnsi="黑体" w:eastAsia="黑体" w:cs="黑体"/>
           <w:color w:val="auto"/>
         </w:rPr>
-        <w:br w:type="textWrapping"/>
       </w:r>
       <w:r>
         <w:rPr>
           <w:rFonts w:hint="eastAsia" w:ascii="黑体" w:hAnsi="黑体" w:eastAsia="黑体" w:cs="黑体"/>
           <w:color w:val="auto"/>
         </w:rPr>
-        <w:t>场景说明：</w:t>
       </w:r>
       <w:r>
         <w:rPr>
@@ -105,14 +103,12 @@
           <w:color w:val="auto"/>
           <w:lang w:val="en-US" w:eastAsia="zh-CN"/>
         </w:rPr>
-        <w:t>某原材料厂</w:t>
       </w:r>
       <w:r>
         <w:rPr>
           <w:rFonts w:hint="eastAsia" w:ascii="黑体" w:hAnsi="黑体" w:eastAsia="黑体" w:cs="黑体"/>
           <w:color w:val="auto"/>
         </w:rPr>
-        <w:t>向</w:t>
       </w:r>
       <w:r>
         <w:rPr>
@@ -120,14 +116,12 @@
           <w:color w:val="auto"/>
           <w:lang w:val="en-US" w:eastAsia="zh-CN"/>
         </w:rPr>
-        <w:t>下游客户</w:t>
       </w:r>
       <w:r>
         <w:rPr>
           <w:rFonts w:hint="eastAsia" w:ascii="黑体" w:hAnsi="黑体" w:eastAsia="黑体" w:cs="黑体"/>
           <w:color w:val="auto"/>
         </w:rPr>
-        <w:t>销售化工</w:t>
       </w:r>
       <w:r>
         <w:rPr>
@@ -135,14 +129,51 @@
           <w:color w:val="auto"/>
           <w:lang w:val="en-US" w:eastAsia="zh-CN"/>
         </w:rPr>
-        <w:t>原</w:t>
       </w:r>
       <w:r>
         <w:rPr>
           <w:rFonts w:hint="eastAsia" w:ascii="黑体" w:hAnsi="黑体" w:eastAsia="黑体" w:cs="黑体"/>
           <w:color w:val="auto"/>
         </w:rPr>
-        <w:t>材料；销售团队用一个 AI 模型，对潜在客户打分排序、预测成交概率与商机价值，据此决定优先跟进谁。</w:t>
+      </w:r>
+      <w:r>
+        <w:rPr>
+          <w:rFonts w:hint="eastAsia" w:ascii="黑体" w:hAnsi="黑体" w:eastAsia="黑体" w:cs="黑体"/>
+          <w:color w:val="auto"/>
+          <w:lang w:val="en-US" w:eastAsia="zh-CN"/>
+        </w:rPr>
+      </w:r>
+      <w:r>
+        <w:rPr>
+          <w:rFonts w:hint="eastAsia" w:ascii="黑体" w:hAnsi="黑体" w:eastAsia="黑体" w:cs="黑体"/>
+          <w:color w:val="auto"/>
+        </w:rPr>
+      </w:r>
+      <w:r>
+        <w:rPr>
+          <w:rFonts w:hint="eastAsia" w:ascii="黑体" w:hAnsi="黑体" w:eastAsia="黑体" w:cs="黑体"/>
+          <w:color w:val="auto"/>
+          <w:lang w:val="en-US" w:eastAsia="zh-CN"/>
+        </w:rPr>
+      </w:r>
+      <w:r>
+        <w:rPr>
+          <w:rFonts w:hint="eastAsia" w:ascii="黑体" w:hAnsi="黑体" w:eastAsia="黑体" w:cs="黑体"/>
+          <w:color w:val="auto"/>
+        </w:rPr>
+      </w:r>
+      <w:r>
+        <w:rPr>
+          <w:rFonts w:hint="eastAsia" w:ascii="黑体" w:hAnsi="黑体" w:eastAsia="黑体" w:cs="黑体"/>
+          <w:color w:val="auto"/>
+          <w:lang w:val="en-US" w:eastAsia="zh-CN"/>
+        </w:rPr>
+      </w:r>
+      <w:r>
+        <w:rPr>
+          <w:rFonts w:hint="eastAsia" w:ascii="黑体" w:hAnsi="黑体" w:eastAsia="黑体" w:cs="黑体"/>
+          <w:color w:val="auto"/>
+        </w:rPr>
       </w:r>
     </w:p>
     <w:p>
@@ -253,7 +284,22 @@
           <w:rFonts w:hint="eastAsia" w:ascii="黑体" w:hAnsi="黑体" w:eastAsia="黑体" w:cs="黑体"/>
           <w:color w:val="auto"/>
         </w:rPr>
-        <w:t>2. 数据收集：采集的客户行业、地域、规模、联系人信息是否侵犯隐私？邮编 / 地域 / 行业是否间接编码了受保护属性？同意是否有实质意义？</w:t>
+        <w:t>2. 数据收集：采集的客户行业、地域、规模、联系人信息是否</w:t>
+      </w:r>
+      <w:r>
+        <w:rPr>
+          <w:rFonts w:hint="eastAsia" w:ascii="黑体" w:hAnsi="黑体" w:eastAsia="黑体" w:cs="黑体"/>
+          <w:color w:val="auto"/>
+          <w:lang w:val="en-US" w:eastAsia="zh-CN"/>
+        </w:rPr>
+        <w:t>准确</w:t>
+      </w:r>
+      <w:r>
+        <w:rPr>
+          <w:rFonts w:hint="eastAsia" w:ascii="黑体" w:hAnsi="黑体" w:eastAsia="黑体" w:cs="黑体"/>
+          <w:color w:val="auto"/>
+        </w:rPr>
+        <w:t>？邮编 / 地域 / 行业是否间接编码了受保护属性？同意是否有实质意义？</w:t>
       </w:r>
     </w:p>
     <w:p>
@@ -268,7 +314,22 @@
           <w:rFonts w:hint="eastAsia" w:ascii="黑体" w:hAnsi="黑体" w:eastAsia="黑体" w:cs="黑体"/>
           <w:color w:val="auto"/>
         </w:rPr>
-        <w:t>3. 探索性数据分析：输入特征（地域、行业、成立年限）是否通过对受保护群体的相关性产生歧视性影响？每个特征能否向监管者和客户解释？</w:t>
+        <w:t>3. 探索性数据分析：输入特征（地域、行业、成立年限）是否通过对受保护群体的相关性产生歧视性影响？每个特征能否向监管者和</w:t>
+      </w:r>
+      <w:r>
+        <w:rPr>
+          <w:rFonts w:hint="eastAsia" w:ascii="黑体" w:hAnsi="黑体" w:eastAsia="黑体" w:cs="黑体"/>
+          <w:color w:val="auto"/>
+          <w:lang w:val="en-US" w:eastAsia="zh-CN"/>
+        </w:rPr>
+        <w:t>销售</w:t>
+      </w:r>
+      <w:r>
+        <w:rPr>
+          <w:rFonts w:hint="eastAsia" w:ascii="黑体" w:hAnsi="黑体" w:eastAsia="黑体" w:cs="黑体"/>
+          <w:color w:val="auto"/>
+        </w:rPr>
+        <w:t>解释？</w:t>
       </w:r>
     </w:p>
     <w:p>
@@ -283,7 +344,7 @@
           <w:rFonts w:hint="eastAsia" w:ascii="黑体" w:hAnsi="黑体" w:eastAsia="黑体" w:cs="黑体"/>
           <w:color w:val="auto"/>
         </w:rPr>
-        <w:t>4. 建模：模型在准确性与公平性 / 可解释性间是否平衡？能否评估不同客户子群体间的输出差异？可解释程度是否足以支持审计？</w:t>
+        <w:t>4. 建模：模型在准确性与公平性 / 可解释性间是否平衡？能否评估不同客户子群体间的输出差异？可解释程度是否足以支持？</w:t>
       </w:r>
     </w:p>
     <w:p>
@@ -313,7 +374,22 @@
           <w:rFonts w:hint="eastAsia" w:ascii="黑体" w:hAnsi="黑体" w:eastAsia="黑体" w:cs="黑体"/>
           <w:color w:val="auto"/>
         </w:rPr>
-        <w:t>6. 部署：上线后是否定期审计？销售员 / 客户能否质疑某条线索的低分？是否有反馈回路改进迭代？</w:t>
+        <w:t xml:space="preserve">6. 部署：上线后是否定期审计？销售员 / </w:t>
+      </w:r>
+      <w:r>
+        <w:rPr>
+          <w:rFonts w:hint="eastAsia" w:ascii="黑体" w:hAnsi="黑体" w:eastAsia="黑体" w:cs="黑体"/>
+          <w:color w:val="auto"/>
+          <w:lang w:val="en-US" w:eastAsia="zh-CN"/>
+        </w:rPr>
+        <w:t>决策者</w:t>
+      </w:r>
+      <w:r>
+        <w:rPr>
+          <w:rFonts w:hint="eastAsia" w:ascii="黑体" w:hAnsi="黑体" w:eastAsia="黑体" w:cs="黑体"/>
+          <w:color w:val="auto"/>
+        </w:rPr>
+        <w:t>能否质疑某条线索的低分？是否有反馈回路改进迭代？</w:t>
       </w:r>
     </w:p>
     <w:p>
@@ -487,8 +563,10 @@
           <w:rFonts w:hint="eastAsia" w:ascii="黑体" w:hAnsi="黑体" w:eastAsia="黑体" w:cs="黑体"/>
           <w:color w:val="auto"/>
         </w:rPr>
-        <w:t>隐私：模型依赖大量客户个人信息（联系人姓名电话、采购记录、经营数据），且 B2B 场景下常从公开工商 / 招标平台、第三方数据商抓取。这些数据的收集是否合法有据？是否与第三方共享？客户 / 联系人能否要求删除？</w:t>
+        <w:t>隐私：模型依赖大量客户个人信息（联系人姓名电话、采购记录、经营数据），且 B2B 场景下常从公开工商 / 招标平台、第三方数据商抓取。这些数据的收集是否合法有据？是否与第三方共享？</w:t>
       </w:r>
+      <w:bookmarkStart w:id="0" w:name="_GoBack"/>
+      <w:bookmarkEnd w:id="0"/>
     </w:p>
     <w:p>
       <w:pPr>
@@ -691,7 +769,7 @@
           <w:b/>
           <w:color w:val="auto"/>
         </w:rPr>
-        <w:t>b. 是否适用于本机构（化工</w:t>
+        <w:t>b. 是否适用于该委托方（化工原材料厂）：</w:t>
       </w:r>
       <w:r>
         <w:rPr>
@@ -700,7 +778,6 @@
           <w:color w:val="auto"/>
           <w:lang w:val="en-US" w:eastAsia="zh-CN"/>
         </w:rPr>
-        <w:t>原材料厂</w:t>
       </w:r>
       <w:r>
         <w:rPr>
@@ -708,7 +785,6 @@
           <w:b/>
           <w:color w:val="auto"/>
         </w:rPr>
-        <w:t>）：</w:t>
       </w:r>
     </w:p>
     <w:p>
@@ -748,8 +824,6 @@
         </w:rPr>
         <w:t>生产</w:t>
       </w:r>
-      <w:bookmarkStart w:id="0" w:name="_GoBack"/>
-      <w:bookmarkEnd w:id="0"/>
       <w:r>
         <w:rPr>
           <w:rFonts w:hint="eastAsia" w:ascii="黑体" w:hAnsi="黑体" w:eastAsia="黑体" w:cs="黑体"/>
@@ -914,7 +988,7 @@
           <w:b/>
           <w:color w:val="auto"/>
         </w:rPr>
-        <w:t>领域专业人士：B2B 销售经理 / 客户开发负责人——决定如何分配线索资源、是否采信模型打分的人，而非构建模型的数据科学家或工程师。</w:t>
+        <w:t>领域专业人士 = 委托方（该原材料厂）的 B2B 销售经理 / 客户开发负责人——直接使用系统、决定线索资源分配与是否采信模型打分的人，而非构建模型的数据科学家或工程师。</w:t>
       </w:r>
     </w:p>
     <w:p>
@@ -960,7 +1034,22 @@
           <w:rFonts w:hint="eastAsia" w:ascii="黑体" w:hAnsi="黑体" w:eastAsia="黑体" w:cs="黑体"/>
           <w:color w:val="auto"/>
         </w:rPr>
-        <w:t>阶段六 · 部署：建立上线后的定期审计与申诉机制，主动监控不同客户子群体的评分差异，并在销售员 / 客户质疑低分时启动人工复核。</w:t>
+        <w:t xml:space="preserve">阶段六 · 部署：建立上线后的定期审计与申诉机制，主动监控不同客户子群体的评分差异，并在销售员 / </w:t>
+      </w:r>
+      <w:r>
+        <w:rPr>
+          <w:rFonts w:hint="eastAsia" w:ascii="黑体" w:hAnsi="黑体" w:eastAsia="黑体" w:cs="黑体"/>
+          <w:color w:val="auto"/>
+          <w:lang w:val="en-US" w:eastAsia="zh-CN"/>
+        </w:rPr>
+        <w:t>决策者</w:t>
+      </w:r>
+      <w:r>
+        <w:rPr>
+          <w:rFonts w:hint="eastAsia" w:ascii="黑体" w:hAnsi="黑体" w:eastAsia="黑体" w:cs="黑体"/>
+          <w:color w:val="auto"/>
+        </w:rPr>
+        <w:t>质疑低分时启动人工复核。</w:t>
       </w:r>
     </w:p>
     <w:p>
@@ -991,7 +1080,7 @@
           <w:rFonts w:hint="eastAsia" w:ascii="黑体" w:hAnsi="黑体" w:eastAsia="黑体" w:cs="黑体"/>
           <w:color w:val="auto"/>
         </w:rPr>
-        <w:t>问题定义：只有销售负责人清楚"哪些特征在业务上有合法依据、哪些触碰合规红线、客户群体间怎样算公平对待"；数据科学家不懂业务边界与监管适用，无法替他定标准。</w:t>
+        <w:t>问题定义：只有销售负责人清楚"哪些特征在业务上有合法依据、哪些触碰合规红线、客户群体间怎样算公平对待"；数据科学家不懂业务边界与监管适用，无法替他定标准。此处乙方受托开发、甲方（委托方）主导业务裁决与审计，责任落在甲方销售负责人身上。</w:t>
       </w:r>
     </w:p>
     <w:p>
@@ -1052,7 +1141,22 @@
           <w:rFonts w:hint="eastAsia" w:ascii="黑体" w:hAnsi="黑体" w:eastAsia="黑体" w:cs="黑体"/>
           <w:color w:val="auto"/>
         </w:rPr>
-        <w:t>部署：系统上线后无人做业务侧审计，群体差异在审计发现前已持续数月不公平地分配线索，客户 / 销售员也无渠道质疑，直到出问题才暴露。</w:t>
+        <w:t xml:space="preserve">部署：系统上线后无人做业务侧审计，群体差异在审计发现前已持续数月不公平地分配线索，客户 / 销售员 / </w:t>
+      </w:r>
+      <w:r>
+        <w:rPr>
+          <w:rFonts w:hint="eastAsia" w:ascii="黑体" w:hAnsi="黑体" w:eastAsia="黑体" w:cs="黑体"/>
+          <w:color w:val="auto"/>
+          <w:lang w:val="en-US" w:eastAsia="zh-CN"/>
+        </w:rPr>
+        <w:t>决策者</w:t>
+      </w:r>
+      <w:r>
+        <w:rPr>
+          <w:rFonts w:hint="eastAsia" w:ascii="黑体" w:hAnsi="黑体" w:eastAsia="黑体" w:cs="黑体"/>
+          <w:color w:val="auto"/>
+        </w:rPr>
+        <w:t>也无渠道质疑，直到出问题才暴露。</w:t>
       </w:r>
     </w:p>
     <w:sectPr>
@@ -1314,17 +1418,17 @@
     <w:lsdException w:uiPriority="99" w:semiHidden="0" w:name="macro"/>
     <w:lsdException w:uiPriority="99" w:name="toa heading"/>
     <w:lsdException w:uiPriority="99" w:semiHidden="0" w:name="List"/>
-    <w:lsdException w:uiPriority="99" w:semiHidden="0" w:name="List Bullet"/>
-    <w:lsdException w:uiPriority="99" w:semiHidden="0" w:name="List Number"/>
+    <w:lsdException w:qFormat="1" w:uiPriority="99" w:semiHidden="0" w:name="List Bullet"/>
+    <w:lsdException w:qFormat="1" w:uiPriority="99" w:semiHidden="0" w:name="List Number"/>
     <w:lsdException w:uiPriority="99" w:semiHidden="0" w:name="List 2"/>
-    <w:lsdException w:uiPriority="99" w:semiHidden="0" w:name="List 3"/>
+    <w:lsdException w:qFormat="1" w:uiPriority="99" w:semiHidden="0" w:name="List 3"/>
     <w:lsdException w:uiPriority="99" w:name="List 4"/>
     <w:lsdException w:uiPriority="99" w:name="List 5"/>
     <w:lsdException w:uiPriority="99" w:semiHidden="0" w:name="List Bullet 2"/>
-    <w:lsdException w:uiPriority="99" w:semiHidden="0" w:name="List Bullet 3"/>
+    <w:lsdException w:qFormat="1" w:uiPriority="99" w:semiHidden="0" w:name="List Bullet 3"/>
     <w:lsdException w:uiPriority="99" w:name="List Bullet 4"/>
     <w:lsdException w:uiPriority="99" w:name="List Bullet 5"/>
-    <w:lsdException w:uiPriority="99" w:semiHidden="0" w:name="List Number 2"/>
+    <w:lsdException w:qFormat="1" w:uiPriority="99" w:semiHidden="0" w:name="List Number 2"/>
     <w:lsdException w:uiPriority="99" w:semiHidden="0" w:name="List Number 3"/>
     <w:lsdException w:uiPriority="99" w:name="List Number 4"/>
     <w:lsdException w:uiPriority="99" w:name="List Number 5"/>
@@ -1347,7 +1451,7 @@
     <w:lsdException w:uiPriority="99" w:name="Body Text First Indent 2"/>
     <w:lsdException w:uiPriority="99" w:name="Note Heading"/>
     <w:lsdException w:uiPriority="99" w:semiHidden="0" w:name="Body Text 2"/>
-    <w:lsdException w:uiPriority="99" w:semiHidden="0" w:name="Body Text 3"/>
+    <w:lsdException w:qFormat="1" w:uiPriority="99" w:semiHidden="0" w:name="Body Text 3"/>
     <w:lsdException w:uiPriority="99" w:name="Body Text Indent 2"/>
     <w:lsdException w:uiPriority="99" w:name="Body Text Indent 3"/>
     <w:lsdException w:uiPriority="99" w:name="Block Text"/>
@@ -1369,7 +1473,7 @@
     <w:lsdException w:uiPriority="99" w:name="HTML Sample"/>
     <w:lsdException w:uiPriority="99" w:name="HTML Typewriter"/>
     <w:lsdException w:uiPriority="99" w:name="HTML Variable"/>
-    <w:lsdException w:uiPriority="99" w:name="Normal Table"/>
+    <w:lsdException w:qFormat="1" w:uiPriority="99" w:name="Normal Table"/>
     <w:lsdException w:uiPriority="99" w:name="annotation subject"/>
     <w:lsdException w:uiPriority="99" w:name="Table Simple 1"/>
     <w:lsdException w:uiPriority="99" w:name="Table Simple 2"/>
@@ -1422,7 +1526,7 @@
     <w:lsdException w:unhideWhenUsed="0" w:uiPriority="62" w:semiHidden="0" w:name="Light Grid"/>
     <w:lsdException w:unhideWhenUsed="0" w:uiPriority="63" w:semiHidden="0" w:name="Medium Shading 1"/>
     <w:lsdException w:unhideWhenUsed="0" w:uiPriority="64" w:semiHidden="0" w:name="Medium Shading 2"/>
-    <w:lsdException w:unhideWhenUsed="0" w:uiPriority="65" w:semiHidden="0" w:name="Medium List 1"/>
+    <w:lsdException w:qFormat="1" w:unhideWhenUsed="0" w:uiPriority="65" w:semiHidden="0" w:name="Medium List 1"/>
     <w:lsdException w:unhideWhenUsed="0" w:uiPriority="66" w:semiHidden="0" w:name="Medium List 2"/>
     <w:lsdException w:unhideWhenUsed="0" w:uiPriority="67" w:semiHidden="0" w:name="Medium Grid 1"/>
     <w:lsdException w:unhideWhenUsed="0" w:uiPriority="68" w:semiHidden="0" w:name="Medium Grid 2"/>
@@ -1434,7 +1538,7 @@
     <w:lsdException w:unhideWhenUsed="0" w:uiPriority="60" w:semiHidden="0" w:name="Light Shading Accent 1"/>
     <w:lsdException w:unhideWhenUsed="0" w:uiPriority="61" w:semiHidden="0" w:name="Light List Accent 1"/>
     <w:lsdException w:unhideWhenUsed="0" w:uiPriority="62" w:semiHidden="0" w:name="Light Grid Accent 1"/>
-    <w:lsdException w:unhideWhenUsed="0" w:uiPriority="63" w:semiHidden="0" w:name="Medium Shading 1 Accent 1"/>
+    <w:lsdException w:qFormat="1" w:unhideWhenUsed="0" w:uiPriority="63" w:semiHidden="0" w:name="Medium Shading 1 Accent 1"/>
     <w:lsdException w:unhideWhenUsed="0" w:uiPriority="64" w:semiHidden="0" w:name="Medium Shading 2 Accent 1"/>
     <w:lsdException w:unhideWhenUsed="0" w:uiPriority="65" w:semiHidden="0" w:name="Medium List 1 Accent 1"/>
     <w:lsdException w:qFormat="1" w:unhideWhenUsed="0" w:uiPriority="34" w:semiHidden="0" w:name="List Paragraph"/>
@@ -1448,7 +1552,7 @@
     <w:lsdException w:unhideWhenUsed="0" w:uiPriority="71" w:semiHidden="0" w:name="Colorful Shading Accent 1"/>
     <w:lsdException w:unhideWhenUsed="0" w:uiPriority="72" w:semiHidden="0" w:name="Colorful List Accent 1"/>
     <w:lsdException w:unhideWhenUsed="0" w:uiPriority="73" w:semiHidden="0" w:name="Colorful Grid Accent 1"/>
-    <w:lsdException w:unhideWhenUsed="0" w:uiPriority="60" w:semiHidden="0" w:name="Light Shading Accent 2"/>
+    <w:lsdException w:qFormat="1" w:unhideWhenUsed="0" w:uiPriority="60" w:semiHidden="0" w:name="Light Shading Accent 2"/>
     <w:lsdException w:unhideWhenUsed="0" w:uiPriority="61" w:semiHidden="0" w:name="Light List Accent 2"/>
     <w:lsdException w:unhideWhenUsed="0" w:uiPriority="62" w:semiHidden="0" w:name="Light Grid Accent 2"/>
     <w:lsdException w:unhideWhenUsed="0" w:uiPriority="63" w:semiHidden="0" w:name="Medium Shading 1 Accent 2"/>
@@ -1463,7 +1567,7 @@
     <w:lsdException w:unhideWhenUsed="0" w:uiPriority="72" w:semiHidden="0" w:name="Colorful List Accent 2"/>
     <w:lsdException w:unhideWhenUsed="0" w:uiPriority="73" w:semiHidden="0" w:name="Colorful Grid Accent 2"/>
     <w:lsdException w:unhideWhenUsed="0" w:uiPriority="60" w:semiHidden="0" w:name="Light Shading Accent 3"/>
-    <w:lsdException w:unhideWhenUsed="0" w:uiPriority="61" w:semiHidden="0" w:name="Light List Accent 3"/>
+    <w:lsdException w:qFormat="1" w:unhideWhenUsed="0" w:uiPriority="61" w:semiHidden="0" w:name="Light List Accent 3"/>
     <w:lsdException w:unhideWhenUsed="0" w:uiPriority="62" w:semiHidden="0" w:name="Light Grid Accent 3"/>
     <w:lsdException w:unhideWhenUsed="0" w:uiPriority="63" w:semiHidden="0" w:name="Medium Shading 1 Accent 3"/>
     <w:lsdException w:unhideWhenUsed="0" w:uiPriority="64" w:semiHidden="0" w:name="Medium Shading 2 Accent 3"/>
@@ -1504,7 +1608,7 @@
     <w:lsdException w:unhideWhenUsed="0" w:uiPriority="71" w:semiHidden="0" w:name="Colorful Shading Accent 5"/>
     <w:lsdException w:unhideWhenUsed="0" w:uiPriority="72" w:semiHidden="0" w:name="Colorful List Accent 5"/>
     <w:lsdException w:unhideWhenUsed="0" w:uiPriority="73" w:semiHidden="0" w:name="Colorful Grid Accent 5"/>
-    <w:lsdException w:unhideWhenUsed="0" w:uiPriority="60" w:semiHidden="0" w:name="Light Shading Accent 6"/>
+    <w:lsdException w:qFormat="1" w:unhideWhenUsed="0" w:uiPriority="60" w:semiHidden="0" w:name="Light Shading Accent 6"/>
     <w:lsdException w:unhideWhenUsed="0" w:uiPriority="61" w:semiHidden="0" w:name="Light List Accent 6"/>
     <w:lsdException w:unhideWhenUsed="0" w:uiPriority="62" w:semiHidden="0" w:name="Light Grid Accent 6"/>
     <w:lsdException w:unhideWhenUsed="0" w:uiPriority="63" w:semiHidden="0" w:name="Medium Shading 1 Accent 6"/>
@@ -1779,6 +1883,7 @@
     <w:name w:val="Normal Table"/>
     <w:semiHidden/>
     <w:unhideWhenUsed/>
+    <w:qFormat/>
     <w:uiPriority w:val="99"/>
     <w:tblPr>
       <w:tblCellMar>
@@ -1817,6 +1922,7 @@
     <w:name w:val="List 3"/>
     <w:basedOn w:val="1"/>
     <w:unhideWhenUsed/>
+    <w:qFormat/>
     <w:uiPriority w:val="99"/>
     <w:pPr>
       <w:ind w:left="1080" w:hanging="360"/>
@@ -1827,6 +1933,7 @@
     <w:name w:val="List Number 2"/>
     <w:basedOn w:val="1"/>
     <w:unhideWhenUsed/>
+    <w:qFormat/>
     <w:uiPriority w:val="99"/>
     <w:pPr>
       <w:numPr>
@@ -1840,6 +1947,7 @@
     <w:name w:val="List Number"/>
     <w:basedOn w:val="1"/>
     <w:unhideWhenUsed/>
+    <w:qFormat/>
     <w:uiPriority w:val="99"/>
     <w:pPr>
       <w:numPr>
@@ -1877,6 +1985,7 @@
     <w:name w:val="List Bullet"/>
     <w:basedOn w:val="1"/>
     <w:unhideWhenUsed/>
+    <w:qFormat/>
     <w:uiPriority w:val="99"/>
     <w:pPr>
       <w:numPr>
@@ -1891,6 +2000,7 @@
     <w:basedOn w:val="1"/>
     <w:link w:val="146"/>
     <w:unhideWhenUsed/>
+    <w:qFormat/>
     <w:uiPriority w:val="99"/>
     <w:pPr>
       <w:spacing w:after="120"/>
@@ -1904,6 +2014,7 @@
     <w:name w:val="List Bullet 3"/>
     <w:basedOn w:val="1"/>
     <w:unhideWhenUsed/>
+    <w:qFormat/>
     <w:uiPriority w:val="99"/>
     <w:pPr>
       <w:numPr>
@@ -2310,6 +2421,7 @@
   <w:style w:type="table" w:styleId="36">
     <w:name w:val="Light Shading Accent 2"/>
     <w:basedOn w:val="32"/>
+    <w:qFormat/>
     <w:uiPriority w:val="60"/>
     <w:pPr>
       <w:spacing w:after="0" w:line="240" w:lineRule="auto"/>
@@ -2706,6 +2818,7 @@
   <w:style w:type="table" w:styleId="40">
     <w:name w:val="Light Shading Accent 6"/>
     <w:basedOn w:val="32"/>
+    <w:qFormat/>
     <w:uiPriority w:val="60"/>
     <w:pPr>
       <w:spacing w:after="0" w:line="240" w:lineRule="auto"/>
@@ -3084,6 +3197,7 @@
   <w:style w:type="table" w:styleId="44">
     <w:name w:val="Light List Accent 3"/>
     <w:basedOn w:val="32"/>
+    <w:qFormat/>
     <w:uiPriority w:val="61"/>
     <w:pPr>
       <w:spacing w:after="0" w:line="240" w:lineRule="auto"/>
@@ -4445,6 +4559,7 @@
   <w:style w:type="table" w:styleId="56">
     <w:name w:val="Medium Shading 1 Accent 1"/>
     <w:basedOn w:val="32"/>
+    <w:qFormat/>
     <w:uiPriority w:val="63"/>
     <w:pPr>
       <w:spacing w:after="0" w:line="240" w:lineRule="auto"/>
@@ -6242,6 +6357,7 @@
   <w:style w:type="table" w:styleId="69">
     <w:name w:val="Medium List 1"/>
     <w:basedOn w:val="32"/>
+    <w:qFormat/>
     <w:uiPriority w:val="65"/>
     <w:pPr>
       <w:spacing w:after="0" w:line="240" w:lineRule="auto"/>

--- a/responsible-ai/作业1/赵展鹏_作业1.docx
+++ b/responsible-ai/作业1/赵展鹏_作业1.docx
@@ -18,25 +18,6 @@
           <w:sz w:val="44"/>
         </w:rPr>
         <w:t>作业1 · 负责任人工智能导论</w:t>
-      </w:r>
-    </w:p>
-    <w:p>
-      <w:pPr>
-        <w:jc w:val="center"/>
-        <w:rPr>
-          <w:rFonts w:hint="eastAsia" w:ascii="黑体" w:hAnsi="黑体" w:eastAsia="黑体" w:cs="黑体"/>
-          <w:color w:val="auto"/>
-          <w:lang w:eastAsia="zh-CN"/>
-        </w:rPr>
-      </w:pPr>
-      <w:r>
-        <w:rPr>
-          <w:rFonts w:hint="eastAsia" w:ascii="黑体" w:hAnsi="黑体" w:eastAsia="黑体" w:cs="黑体"/>
-          <w:color w:val="auto"/>
-          <w:sz w:val="22"/>
-          <w:lang w:val="en-US" w:eastAsia="zh-CN"/>
-        </w:rPr>
-        <w:t>赵展鹏</w:t>
       </w:r>
     </w:p>
     <w:p>
